--- a/rapports/2026-06-06/EQ35/EQ35_sup_v2/DR_021204020046/07-21-35-47.docx
+++ b/rapports/2026-06-06/EQ35/EQ35_sup_v2/DR_021204020046/07-21-35-47.docx
@@ -297,7 +297,7 @@
           <w:color w:val="1F6FEB"/>
           <w:sz w:val="22"/>
         </w:rPr>
-        <w:t>⚠ INCOHÉRENCES À CORRIGER (79)</w:t>
+        <w:t>⚠ INCOHÉRENCES À CORRIGER (76)</w:t>
       </w:r>
     </w:p>
     <w:tbl>
@@ -518,7 +518,7 @@
                 <w:i w:val="0"/>
                 <w:sz w:val="16"/>
               </w:rPr>
-              <w:t>S02</w:t>
+              <w:t>S11</w:t>
               <w:br/>
             </w:r>
             <w:r>
@@ -528,7 +528,7 @@
                 <w:color w:val="64748B"/>
                 <w:sz w:val="14"/>
               </w:rPr>
-              <w:t>Éducation</w:t>
+              <w:t>Logement / cadre de vie</w:t>
             </w:r>
           </w:p>
         </w:tc>
@@ -575,7 +575,7 @@
                 <w:i w:val="0"/>
                 <w:sz w:val="17"/>
               </w:rPr>
-              <w:t>Incohérence!!! seulement les écoles privées paient les frais de scolarité (y compris les frais d'inscription).</w:t>
+              <w:t>Incoherence!! Le ménage a depensé .</w:t>
             </w:r>
           </w:p>
         </w:tc>
@@ -634,7 +634,7 @@
                 <w:color w:val="16A34A"/>
                 <w:sz w:val="16"/>
               </w:rPr>
-              <w:t>—</w:t>
+              <w:t>s01q29, s01q31, s04q24, s00q04, s11q21, s09fq03, s09fq011</w:t>
             </w:r>
           </w:p>
         </w:tc>
@@ -665,7 +665,7 @@
                 <w:i w:val="0"/>
                 <w:sz w:val="17"/>
               </w:rPr>
-              <w:t>Incoherence!! Le ménage a depensé .</w:t>
+              <w:t>FCFA dans Frais de connexion au réseau de distribution d'eau mais dit ne pas être connecté à un réseau d'eau courante, prière de corriger cette incoherenceAttention!!! Les ménages vivants dans un(e) Maison Basse à ZIGUINCHOR Rural ont généralement comme principal matériau de construction le/la Banco amélioré/ semi-dur, mais celui du ménage de INESSE DIATTA (Briques cuites) diffère de celui-ci.</w:t>
             </w:r>
           </w:p>
         </w:tc>
@@ -698,7 +698,7 @@
                 <w:i w:val="0"/>
                 <w:sz w:val="16"/>
               </w:rPr>
-              <w:t>S11</w:t>
+              <w:t>S16</w:t>
               <w:br/>
             </w:r>
             <w:r>
@@ -708,7 +708,7 @@
                 <w:color w:val="64748B"/>
                 <w:sz w:val="14"/>
               </w:rPr>
-              <w:t>Logement / cadre de vie</w:t>
+              <w:t>Agriculture</w:t>
             </w:r>
           </w:p>
         </w:tc>
@@ -724,7 +724,7 @@
                 <w:color w:val="16A34A"/>
                 <w:sz w:val="16"/>
               </w:rPr>
-              <w:t>s01q29, s01q31, s04q24, s00q04, s11q21, s09fq03, s09fq011</w:t>
+              <w:t>s01q02, s02q01__1, s02q02__1, s02q03__1, s02q15, s03q17, s04q28, s04q35d</w:t>
             </w:r>
           </w:p>
         </w:tc>
@@ -755,7 +755,7 @@
                 <w:i w:val="0"/>
                 <w:sz w:val="17"/>
               </w:rPr>
-              <w:t>FCFA dans Frais de connexion au réseau de distribution d'eau mais dit ne pas être connecté à un réseau d'eau courante, prière de corriger cette incoherenceAttention!!! Les ménages vivants dans un(e) Maison Basse à ZIGUINCHOR Rural ont généralement comme principal matériau de construction le/la Banco amélioré/ semi-dur, mais celui du ménage de INESSE DIATTA (Briques cuites) diffère de celui-ci.</w:t>
+              <w:t>Incoherence! Le nombre de cultures dans la parcelle parcelle maraîchage est de 4 cultures qui semble trop élévé ou non renseigné, prière de corriger.</w:t>
             </w:r>
           </w:p>
         </w:tc>
@@ -814,7 +814,7 @@
                 <w:color w:val="16A34A"/>
                 <w:sz w:val="16"/>
               </w:rPr>
-              <w:t>s01q02, s02q01__1, s02q02__1, s02q03__1, s02q15, s03q17, s04q28, s04q35d</w:t>
+              <w:t>s00q07a, s00q08, s00q10, s00q13_0, s00q15_0, s00q17_0, s00q23a, s00q23b</w:t>
             </w:r>
           </w:p>
         </w:tc>
@@ -845,7 +845,7 @@
                 <w:i w:val="0"/>
                 <w:sz w:val="17"/>
               </w:rPr>
-              <w:t>Incoherence! Le nombre de cultures dans la parcelle parcelle maraîchage est de 4 cultures qui semble trop élévé ou non renseigné, prière de corriger.</w:t>
+              <w:t>La somme des quantités consommées (5 kg), des quantités offertes (0 kg),  des quantités vendus (0 kg) et des quantités en stock (0 kg) depasse la quantité totale (1 kg) que le ménage a eu après la recolte de Oignon , prière de corriger cette incoherence.</w:t>
             </w:r>
           </w:p>
         </w:tc>
@@ -904,7 +904,7 @@
                 <w:color w:val="16A34A"/>
                 <w:sz w:val="16"/>
               </w:rPr>
-              <w:t>s00q07a, s00q08, s00q10, s00q13_0, s00q15_0, s00q17_0, s00q23a, s00q23b</w:t>
+              <w:t>s00q27, s01q03a, s01q03b, s01q03c, s02q04, s03q14, s04q15, s04q16</w:t>
             </w:r>
           </w:p>
         </w:tc>
@@ -935,7 +935,7 @@
                 <w:i w:val="0"/>
                 <w:sz w:val="17"/>
               </w:rPr>
-              <w:t>La somme des quantités consommées (5 kg), des quantités offertes (0 kg),  des quantités vendus (0 kg) et des quantités en stock (0 kg) depasse la quantité totale (1 kg) que le ménage a eu après la recolte de Oignon , prière de corriger cette incoherence.</w:t>
+              <w:t>Le ménage envisage de vendre 1 Sac (50 Kg) de Oignon à 400 FCFA qui semble incoherent, prière de corriger cette incoherenceLa somme des quantités consommées (5 kg), des quantités offertes (0 kg),  des quantités vendus (.</w:t>
             </w:r>
           </w:p>
         </w:tc>
@@ -950,10 +950,10 @@
               <w:rPr>
                 <w:b/>
                 <w:i w:val="0"/>
-                <w:color w:val="DC2626"/>
+                <w:color w:val="EA580C"/>
                 <w:sz w:val="16"/>
               </w:rPr>
-              <w:t>Haute</w:t>
+              <w:t>Moyenne</w:t>
             </w:r>
           </w:p>
         </w:tc>
@@ -968,7 +968,7 @@
                 <w:i w:val="0"/>
                 <w:sz w:val="16"/>
               </w:rPr>
-              <w:t>S16</w:t>
+              <w:t>S00</w:t>
               <w:br/>
             </w:r>
             <w:r>
@@ -978,7 +978,7 @@
                 <w:color w:val="64748B"/>
                 <w:sz w:val="14"/>
               </w:rPr>
-              <w:t>Agriculture</w:t>
+              <w:t>Identification</w:t>
             </w:r>
           </w:p>
         </w:tc>
@@ -994,7 +994,7 @@
                 <w:color w:val="16A34A"/>
                 <w:sz w:val="16"/>
               </w:rPr>
-              <w:t>s00q27, s01q03a, s01q03b, s01q03c, s02q04, s03q14, s04q15, s04q16</w:t>
+              <w:t>s00q27</w:t>
             </w:r>
           </w:p>
         </w:tc>
@@ -1025,7 +1025,7 @@
                 <w:i w:val="0"/>
                 <w:sz w:val="17"/>
               </w:rPr>
-              <w:t>Le ménage envisage de vendre 1 Sac (50 Kg) de Oignon à 400 FCFA qui semble incoherent, prière de corriger cette incoherenceLa somme des quantités consommées (5 kg), des quantités offertes (0 kg),  des quantités vendus (.</w:t>
+              <w:t>Le questionnaire semble ne pas être complètement fini mais le questionnaire est en statut complet, prière de compléter le questionnaire.</w:t>
             </w:r>
           </w:p>
         </w:tc>
@@ -1084,7 +1084,7 @@
                 <w:color w:val="16A34A"/>
                 <w:sz w:val="16"/>
               </w:rPr>
-              <w:t>s00q27</w:t>
+              <w:t>—</w:t>
             </w:r>
           </w:p>
         </w:tc>
@@ -1115,7 +1115,7 @@
                 <w:i w:val="0"/>
                 <w:sz w:val="17"/>
               </w:rPr>
-              <w:t>Le questionnaire semble ne pas être complètement fini mais le questionnaire est en statut complet, prière de compléter le questionnaire.</w:t>
+              <w:t>L'adresse ou la localisation du ménage doit être bien renseignée, ne doit pas contenir des numéros de téléphone et elle semble courte pour être une adresse.</w:t>
             </w:r>
           </w:p>
         </w:tc>
@@ -1205,277 +1205,7 @@
                 <w:i w:val="0"/>
                 <w:sz w:val="17"/>
               </w:rPr>
-              <w:t>L'adresse ou la localisation du ménage doit être bien renseignée, ne doit pas contenir des numéros de téléphone et elle semble courte pour être une adresse.</w:t>
-            </w:r>
-          </w:p>
-        </w:tc>
-      </w:tr>
-      <w:tr>
-        <w:tc>
-          <w:tcPr>
-            <w:tcW w:type="dxa" w:w="964"/>
-          </w:tcPr>
-          <w:p>
-            <w:r>
-              <w:rPr>
-                <w:b/>
-                <w:i w:val="0"/>
-                <w:color w:val="EA580C"/>
-                <w:sz w:val="16"/>
-              </w:rPr>
-              <w:t>Moyenne</w:t>
-            </w:r>
-          </w:p>
-        </w:tc>
-        <w:tc>
-          <w:tcPr>
-            <w:tcW w:type="dxa" w:w="1247"/>
-          </w:tcPr>
-          <w:p>
-            <w:r>
-              <w:rPr>
-                <w:b/>
-                <w:i w:val="0"/>
-                <w:sz w:val="16"/>
-              </w:rPr>
-              <w:t>S00</w:t>
-              <w:br/>
-            </w:r>
-            <w:r>
-              <w:rPr>
-                <w:b w:val="0"/>
-                <w:i w:val="0"/>
-                <w:color w:val="64748B"/>
-                <w:sz w:val="14"/>
-              </w:rPr>
-              <w:t>Identification</w:t>
-            </w:r>
-          </w:p>
-        </w:tc>
-        <w:tc>
-          <w:tcPr>
-            <w:tcW w:type="dxa" w:w="1531"/>
-          </w:tcPr>
-          <w:p>
-            <w:r>
-              <w:rPr>
-                <w:b/>
-                <w:i w:val="0"/>
-                <w:color w:val="16A34A"/>
-                <w:sz w:val="16"/>
-              </w:rPr>
-              <w:t>—</w:t>
-            </w:r>
-          </w:p>
-        </w:tc>
-        <w:tc>
-          <w:tcPr>
-            <w:tcW w:type="dxa" w:w="1191"/>
-          </w:tcPr>
-          <w:p>
-            <w:r>
-              <w:rPr>
-                <w:b w:val="0"/>
-                <w:i w:val="0"/>
-                <w:color w:val="64748B"/>
-                <w:sz w:val="16"/>
-              </w:rPr>
-              <w:t>GT-CQ</w:t>
-            </w:r>
-          </w:p>
-        </w:tc>
-        <w:tc>
-          <w:tcPr>
-            <w:tcW w:type="dxa" w:w="4706"/>
-          </w:tcPr>
-          <w:p>
-            <w:r>
-              <w:rPr>
-                <w:b w:val="0"/>
-                <w:i w:val="0"/>
-                <w:sz w:val="17"/>
-              </w:rPr>
               <w:t>Prière de renseigner la bonne adresse.</w:t>
-            </w:r>
-          </w:p>
-        </w:tc>
-      </w:tr>
-      <w:tr>
-        <w:tc>
-          <w:tcPr>
-            <w:tcW w:type="dxa" w:w="964"/>
-          </w:tcPr>
-          <w:p>
-            <w:r>
-              <w:rPr>
-                <w:b/>
-                <w:i w:val="0"/>
-                <w:color w:val="EA580C"/>
-                <w:sz w:val="16"/>
-              </w:rPr>
-              <w:t>Moyenne</w:t>
-            </w:r>
-          </w:p>
-        </w:tc>
-        <w:tc>
-          <w:tcPr>
-            <w:tcW w:type="dxa" w:w="1247"/>
-          </w:tcPr>
-          <w:p>
-            <w:r>
-              <w:rPr>
-                <w:b/>
-                <w:i w:val="0"/>
-                <w:sz w:val="16"/>
-              </w:rPr>
-              <w:t>S02</w:t>
-              <w:br/>
-            </w:r>
-            <w:r>
-              <w:rPr>
-                <w:b w:val="0"/>
-                <w:i w:val="0"/>
-                <w:color w:val="64748B"/>
-                <w:sz w:val="14"/>
-              </w:rPr>
-              <w:t>Éducation</w:t>
-            </w:r>
-          </w:p>
-        </w:tc>
-        <w:tc>
-          <w:tcPr>
-            <w:tcW w:type="dxa" w:w="1531"/>
-          </w:tcPr>
-          <w:p>
-            <w:r>
-              <w:rPr>
-                <w:b/>
-                <w:i w:val="0"/>
-                <w:color w:val="16A34A"/>
-                <w:sz w:val="16"/>
-              </w:rPr>
-              <w:t>—</w:t>
-            </w:r>
-          </w:p>
-        </w:tc>
-        <w:tc>
-          <w:tcPr>
-            <w:tcW w:type="dxa" w:w="1191"/>
-          </w:tcPr>
-          <w:p>
-            <w:r>
-              <w:rPr>
-                <w:b w:val="0"/>
-                <w:i w:val="0"/>
-                <w:color w:val="64748B"/>
-                <w:sz w:val="16"/>
-              </w:rPr>
-              <w:t>GT-CQ</w:t>
-            </w:r>
-          </w:p>
-        </w:tc>
-        <w:tc>
-          <w:tcPr>
-            <w:tcW w:type="dxa" w:w="4706"/>
-          </w:tcPr>
-          <w:p>
-            <w:r>
-              <w:rPr>
-                <w:b w:val="0"/>
-                <w:i w:val="0"/>
-                <w:sz w:val="17"/>
-              </w:rPr>
-              <w:t>veuillez, s'il vous plait, confirmer les frais de scolarité ( 5500 FCFA) payée de ATENACE DIEME avec le QG ou apporter les corrections nécessaires.</w:t>
-            </w:r>
-          </w:p>
-        </w:tc>
-      </w:tr>
-      <w:tr>
-        <w:tc>
-          <w:tcPr>
-            <w:tcW w:type="dxa" w:w="964"/>
-          </w:tcPr>
-          <w:p>
-            <w:r>
-              <w:rPr>
-                <w:b/>
-                <w:i w:val="0"/>
-                <w:color w:val="EA580C"/>
-                <w:sz w:val="16"/>
-              </w:rPr>
-              <w:t>Moyenne</w:t>
-            </w:r>
-          </w:p>
-        </w:tc>
-        <w:tc>
-          <w:tcPr>
-            <w:tcW w:type="dxa" w:w="1247"/>
-          </w:tcPr>
-          <w:p>
-            <w:r>
-              <w:rPr>
-                <w:b/>
-                <w:i w:val="0"/>
-                <w:sz w:val="16"/>
-              </w:rPr>
-              <w:t>S02</w:t>
-              <w:br/>
-            </w:r>
-            <w:r>
-              <w:rPr>
-                <w:b w:val="0"/>
-                <w:i w:val="0"/>
-                <w:color w:val="64748B"/>
-                <w:sz w:val="14"/>
-              </w:rPr>
-              <w:t>Éducation</w:t>
-            </w:r>
-          </w:p>
-        </w:tc>
-        <w:tc>
-          <w:tcPr>
-            <w:tcW w:type="dxa" w:w="1531"/>
-          </w:tcPr>
-          <w:p>
-            <w:r>
-              <w:rPr>
-                <w:b/>
-                <w:i w:val="0"/>
-                <w:color w:val="16A34A"/>
-                <w:sz w:val="16"/>
-              </w:rPr>
-              <w:t>—</w:t>
-            </w:r>
-          </w:p>
-        </w:tc>
-        <w:tc>
-          <w:tcPr>
-            <w:tcW w:type="dxa" w:w="1191"/>
-          </w:tcPr>
-          <w:p>
-            <w:r>
-              <w:rPr>
-                <w:b w:val="0"/>
-                <w:i w:val="0"/>
-                <w:color w:val="64748B"/>
-                <w:sz w:val="16"/>
-              </w:rPr>
-              <w:t>GT-CQ</w:t>
-            </w:r>
-          </w:p>
-        </w:tc>
-        <w:tc>
-          <w:tcPr>
-            <w:tcW w:type="dxa" w:w="4706"/>
-          </w:tcPr>
-          <w:p>
-            <w:r>
-              <w:rPr>
-                <w:b w:val="0"/>
-                <w:i w:val="0"/>
-                <w:sz w:val="17"/>
-              </w:rPr>
-              <w:t>veuillez, s'il vous plait, confirmer les frais de scolarité ( 7000 FCFA) payée de BIENVENUE DIEME avec le QG ou apporter les corrections nécessaires.</w:t>
             </w:r>
           </w:p>
         </w:tc>
